--- a/ALL_FILES/modules_module-12-darwin-evolution-questions.docx
+++ b/ALL_FILES/modules_module-12-darwin-evolution-questions.docx
@@ -11,213 +11,190 @@
       </w:r>
     </w:p>
     <w:p>
+      <w:pPr>
+        <w:keepLines/>
+      </w:pPr>
       <w:r>
         <w:t xml:space="preserve">1. </w:t>
       </w:r>
       <w:r>
-        <w:br/>
-      </w:r>
-      <w:r>
         <w:t>What are the required ingredients for natural selection?</w:t>
-      </w:r>
-      <w:r>
-        <w:br/>
       </w:r>
     </w:p>
     <w:p>
+      <w:pPr>
+        <w:keepLines/>
+      </w:pPr>
       <w:r>
         <w:t xml:space="preserve">2. </w:t>
       </w:r>
       <w:r>
-        <w:br/>
-      </w:r>
-      <w:r>
         <w:t>Why does natural selection act on existing variation?</w:t>
-      </w:r>
-      <w:r>
-        <w:br/>
       </w:r>
     </w:p>
     <w:p>
+      <w:pPr>
+        <w:keepLines/>
+      </w:pPr>
       <w:r>
         <w:t xml:space="preserve">3. </w:t>
       </w:r>
       <w:r>
-        <w:br/>
-      </w:r>
-      <w:r>
         <w:t>What does evolutionary fitness mean?</w:t>
-      </w:r>
-      <w:r>
-        <w:br/>
       </w:r>
     </w:p>
     <w:p>
+      <w:pPr>
+        <w:keepLines/>
+      </w:pPr>
       <w:r>
         <w:t xml:space="preserve">4. </w:t>
       </w:r>
       <w:r>
-        <w:br/>
-      </w:r>
-      <w:r>
         <w:t>Why do populations evolve rather than individuals?</w:t>
-      </w:r>
-      <w:r>
-        <w:br/>
       </w:r>
     </w:p>
     <w:p>
+      <w:pPr>
+        <w:keepLines/>
+      </w:pPr>
       <w:r>
         <w:t xml:space="preserve">5. </w:t>
       </w:r>
       <w:r>
-        <w:br/>
-      </w:r>
-      <w:r>
         <w:t>How do fossils support evolution?</w:t>
-      </w:r>
-      <w:r>
-        <w:br/>
       </w:r>
     </w:p>
     <w:p>
+      <w:pPr>
+        <w:keepLines/>
+      </w:pPr>
       <w:r>
         <w:t xml:space="preserve">6. </w:t>
       </w:r>
       <w:r>
-        <w:br/>
-      </w:r>
-      <w:r>
         <w:t>How do homologous and vestigial structures support common ancestry?</w:t>
-      </w:r>
-      <w:r>
-        <w:br/>
       </w:r>
     </w:p>
     <w:p>
+      <w:pPr>
+        <w:keepLines/>
+      </w:pPr>
       <w:r>
         <w:t xml:space="preserve">7. </w:t>
       </w:r>
       <w:r>
-        <w:br/>
-      </w:r>
-      <w:r>
         <w:t>How can DNA comparisons support relatedness?</w:t>
-      </w:r>
-      <w:r>
-        <w:br/>
       </w:r>
     </w:p>
     <w:p>
+      <w:pPr>
+        <w:keepLines/>
+      </w:pPr>
       <w:r>
         <w:t xml:space="preserve">8. </w:t>
       </w:r>
       <w:r>
-        <w:br/>
-      </w:r>
-      <w:r>
         <w:t>What is descent with modification?</w:t>
-      </w:r>
-      <w:r>
-        <w:br/>
       </w:r>
     </w:p>
     <w:p>
+      <w:pPr>
+        <w:keepLines/>
+      </w:pPr>
       <w:r>
         <w:t xml:space="preserve">9. </w:t>
       </w:r>
       <w:r>
-        <w:br/>
-      </w:r>
-      <w:r>
         <w:t>How can environment change which traits are favored?</w:t>
-      </w:r>
-      <w:r>
-        <w:br/>
       </w:r>
     </w:p>
     <w:p>
+      <w:pPr>
+        <w:keepLines/>
+      </w:pPr>
       <w:r>
         <w:t xml:space="preserve">10. </w:t>
       </w:r>
       <w:r>
-        <w:br/>
-      </w:r>
-      <w:r>
         <w:t>How did Galápagos observations help Darwin reason about adaptation?</w:t>
-      </w:r>
-      <w:r>
-        <w:br/>
       </w:r>
     </w:p>
     <w:p>
+      <w:pPr>
+        <w:keepLines/>
+      </w:pPr>
       <w:r>
         <w:t xml:space="preserve">11. </w:t>
       </w:r>
       <w:r>
-        <w:br/>
-      </w:r>
-      <w:r>
         <w:t>How can convergent evolution and artificial selection clarify natural selection?</w:t>
-      </w:r>
-      <w:r>
-        <w:br/>
       </w:r>
     </w:p>
     <w:p>
+      <w:pPr>
+        <w:keepLines/>
+      </w:pPr>
       <w:r>
         <w:t xml:space="preserve">12. </w:t>
       </w:r>
       <w:r>
-        <w:br/>
-      </w:r>
-      <w:r>
         <w:t>Why is adaptation not the same as individual effort?</w:t>
-      </w:r>
-      <w:r>
-        <w:br/>
       </w:r>
     </w:p>
     <w:p>
+      <w:pPr>
+        <w:keepLines/>
+      </w:pPr>
       <w:r>
         <w:t xml:space="preserve">13. </w:t>
       </w:r>
       <w:r>
-        <w:br/>
-      </w:r>
-      <w:r>
         <w:t>What evidence would support an adaptation claim?</w:t>
-      </w:r>
-      <w:r>
-        <w:br/>
       </w:r>
     </w:p>
     <w:p>
+      <w:pPr>
+        <w:keepLines/>
+      </w:pPr>
       <w:r>
         <w:t xml:space="preserve">14. </w:t>
       </w:r>
       <w:r>
-        <w:br/>
-      </w:r>
-      <w:r>
         <w:t>How can a trait be helpful in one environment but harmful in another?</w:t>
-      </w:r>
-      <w:r>
-        <w:br/>
       </w:r>
     </w:p>
     <w:p>
+      <w:pPr>
+        <w:keepLines/>
+      </w:pPr>
       <w:r>
         <w:t xml:space="preserve">15. </w:t>
       </w:r>
       <w:r>
-        <w:br/>
+        <w:t>How should an evolutionary explanation connect variation, heritability, and reproduction?</w:t>
+      </w:r>
+    </w:p>
+    <w:p>
+      <w:pPr>
+        <w:keepLines/>
+      </w:pPr>
+      <w:r>
+        <w:t xml:space="preserve">16. </w:t>
       </w:r>
       <w:r>
-        <w:t>How should an evolutionary explanation connect variation, heritability, and reproduction?</w:t>
+        <w:t>In a fictional insect population, dark and light forms are heritable. Birds remove more light forms on dark rock. What further reproductive evidence would support a natural-selection explanation?</w:t>
+      </w:r>
+    </w:p>
+    <w:p>
+      <w:pPr>
+        <w:keepLines/>
+      </w:pPr>
+      <w:r>
+        <w:t xml:space="preserve">17. </w:t>
       </w:r>
       <w:r>
-        <w:br/>
+        <w:t>Two unrelated species both have streamlined bodies. Why does this alone not establish recent common ancestry, and what additional evidence would you compare?</w:t>
       </w:r>
     </w:p>
     <w:sectPr>
@@ -656,7 +633,7 @@
       <w:rFonts w:asciiTheme="majorHAnsi" w:eastAsiaTheme="majorEastAsia" w:hAnsiTheme="majorHAnsi" w:cstheme="majorBidi"/>
       <w:b/>
       <w:bCs/>
-      <w:color w:val="365F91" w:themeColor="accent1" w:themeShade="BF"/>
+      <w:color w:val="000000"/>
       <w:sz w:val="28"/>
       <w:szCs w:val="28"/>
     </w:rPr>
@@ -680,7 +657,7 @@
       <w:rFonts w:asciiTheme="majorHAnsi" w:eastAsiaTheme="majorEastAsia" w:hAnsiTheme="majorHAnsi" w:cstheme="majorBidi"/>
       <w:b/>
       <w:bCs/>
-      <w:color w:val="4F81BD" w:themeColor="accent1"/>
+      <w:color w:val="000000"/>
       <w:sz w:val="26"/>
       <w:szCs w:val="26"/>
     </w:rPr>
@@ -704,7 +681,7 @@
       <w:rFonts w:asciiTheme="majorHAnsi" w:eastAsiaTheme="majorEastAsia" w:hAnsiTheme="majorHAnsi" w:cstheme="majorBidi"/>
       <w:b/>
       <w:bCs/>
-      <w:color w:val="4F81BD" w:themeColor="accent1"/>
+      <w:color w:val="000000"/>
     </w:rPr>
   </w:style>
   <w:style w:type="paragraph" w:styleId="Heading4">
@@ -729,7 +706,7 @@
       <w:bCs/>
       <w:i/>
       <w:iCs/>
-      <w:color w:val="4F81BD" w:themeColor="accent1"/>
+      <w:color w:val="000000"/>
     </w:rPr>
   </w:style>
   <w:style w:type="paragraph" w:styleId="Heading5">
@@ -750,7 +727,7 @@
     </w:pPr>
     <w:rPr>
       <w:rFonts w:asciiTheme="majorHAnsi" w:eastAsiaTheme="majorEastAsia" w:hAnsiTheme="majorHAnsi" w:cstheme="majorBidi"/>
-      <w:color w:val="243F60" w:themeColor="accent1" w:themeShade="7F"/>
+      <w:color w:val="000000"/>
     </w:rPr>
   </w:style>
   <w:style w:type="paragraph" w:styleId="Heading6">
@@ -773,7 +750,7 @@
       <w:rFonts w:asciiTheme="majorHAnsi" w:eastAsiaTheme="majorEastAsia" w:hAnsiTheme="majorHAnsi" w:cstheme="majorBidi"/>
       <w:i/>
       <w:iCs/>
-      <w:color w:val="243F60" w:themeColor="accent1" w:themeShade="7F"/>
+      <w:color w:val="000000"/>
     </w:rPr>
   </w:style>
   <w:style w:type="paragraph" w:styleId="Heading7">
@@ -943,7 +920,7 @@
     </w:pPr>
     <w:rPr>
       <w:rFonts w:asciiTheme="majorHAnsi" w:eastAsiaTheme="majorEastAsia" w:hAnsiTheme="majorHAnsi" w:cstheme="majorBidi"/>
-      <w:color w:val="17365D" w:themeColor="text2" w:themeShade="BF"/>
+      <w:color w:val="000000"/>
       <w:spacing w:val="5"/>
       <w:kern w:val="28"/>
       <w:sz w:val="52"/>
@@ -982,7 +959,7 @@
       <w:rFonts w:asciiTheme="majorHAnsi" w:eastAsiaTheme="majorEastAsia" w:hAnsiTheme="majorHAnsi" w:cstheme="majorBidi"/>
       <w:i/>
       <w:iCs/>
-      <w:color w:val="4F81BD" w:themeColor="accent1"/>
+      <w:color w:val="000000"/>
       <w:spacing w:val="15"/>
       <w:sz w:val="24"/>
       <w:szCs w:val="24"/>
